--- a/docs/01_data_specification/Data_Specification_VI.docx
+++ b/docs/01_data_specification/Data_Specification_VI.docx
@@ -878,7 +878,7 @@
         <w:t xml:space="preserve">4.1 Đặc trưng Nhân khẩu học (Demographic Features)</w:t>
       </w:r>
       <w:r>
-        <w:br/>
+        <w:t xml:space="preserve"> </w:t>
       </w:r>
       <w:r>
         <w:t xml:space="preserve">Lấy từ</w:t>
@@ -923,7 +923,7 @@
         <w:t xml:space="preserve">4.2 Đặc trưng Tương tác (VLE — Virtual Learning Environment)</w:t>
       </w:r>
       <w:r>
-        <w:br/>
+        <w:t xml:space="preserve"> </w:t>
       </w:r>
       <w:r>
         <w:t xml:space="preserve">Lấy từ</w:t>
@@ -1049,7 +1049,7 @@
         <w:t xml:space="preserve">4.3 Đặc trưng Thành tích (Assessment — Kiểm tra)</w:t>
       </w:r>
       <w:r>
-        <w:br/>
+        <w:t xml:space="preserve"> </w:t>
       </w:r>
       <w:r>
         <w:t xml:space="preserve">Lấy từ</w:t>
@@ -1127,7 +1127,7 @@
         <w:t xml:space="preserve">4.4 Biến Mục tiêu</w:t>
       </w:r>
       <w:r>
-        <w:br/>
+        <w:t xml:space="preserve"> </w:t>
       </w:r>
       <w:r>
         <w:t xml:space="preserve">Nhãn nhị phân được suy diễn từ</w:t>
